--- a/deliveries/2026-09-04/AutoBridge_Daily_2026-09-04/01_Vehicle_Pages/VEH_20260904_04_GWM_Haval_Jolion.docx
+++ b/deliveries/2026-09-04/AutoBridge_Daily_2026-09-04/01_Vehicle_Pages/VEH_20260904_04_GWM_Haval_Jolion.docx
@@ -7,7 +7,7 @@
         <w:pStyle w:val="Title"/>
       </w:pPr>
       <w:r>
-        <w:t>GWM Haval Jolion: Keeping the Chinese 1.5T Car and the Overseas HEV Apart</w:t>
+        <w:t>GWM Haval Jolion: One Nameplate, Market-Specific Powertrains a Buyer Must Not Blend</w:t>
       </w:r>
     </w:p>
     <w:p>
@@ -29,7 +29,7 @@
         <w:t>SEO Title</w:t>
       </w:r>
       <w:r>
-        <w:t>: Haval Jolion China vs Overseas Specs — Export Selection Guide</w:t>
+        <w:t>: Haval Jolion / Haval Chulian Identity &amp; Market-Specific Specs — Export Guide</w:t>
       </w:r>
     </w:p>
     <w:p>
@@ -43,7 +43,7 @@
         <w:t>Meta Description</w:t>
       </w:r>
       <w:r>
-        <w:t>: Separate the Chinese-market 1.5T Haval compact SUV (related to the Haval Chulian line) from overseas Jolion HEV specs — dimensions, 110 kW/210 N·m, 7DCT, and the identity checks exporters need.</w:t>
+        <w:t>: GWM's own history confirms the Chinese Haval Chulian (哈弗初恋) is sold overseas as the Haval Jolion at base-model level — but Chinese 1.5T and overseas HEV powertrains differ and are listed by market, never merged.</w:t>
       </w:r>
     </w:p>
     <w:p>
@@ -71,7 +71,7 @@
         <w:t>H1</w:t>
       </w:r>
       <w:r>
-        <w:t>: GWM Haval Jolion: Chinese-Market 1.5T Reference and Overseas-Version Boundary</w:t>
+        <w:t>: GWM Haval Jolion: OEM-Confirmed Name Identity, with Chinese and Overseas Powertrains Kept Apart</w:t>
       </w:r>
     </w:p>
     <w:p>
@@ -99,7 +99,7 @@
         <w:t>Secondary Search Terms</w:t>
       </w:r>
       <w:r>
-        <w:t>: Haval Jolion 1.5T, Jolion HEV overseas, Haval Chulian Jolion relation, Jolion dimensions, GWM compact SUV export</w:t>
+        <w:t>: Haval Chulian Jolion same model, Jolion 1.5T, Jolion HEV overseas, GWM history Jolion South Africa Saudi, Jolion dimensions</w:t>
       </w:r>
     </w:p>
     <w:p>
@@ -113,7 +113,7 @@
         <w:t>Internal Link Suggestions</w:t>
       </w:r>
       <w:r>
-        <w:t>: /guides/vehicle-vin-wmi-nameplate-compliance/ ; /guides/chinese-vehicle-emission-fuel-compatibility/ ; /vehicles/chery-fulwin-t9/</w:t>
+        <w:t>: /guides/vin-nameplate-verification-chinese-vehicles/ ; /guides/emission-fuel-compatibility-china-vehicles/ ; /vehicles/chery-fulwin-t9/</w:t>
       </w:r>
     </w:p>
     <w:p>
@@ -127,7 +127,7 @@
         <w:t>Image Suggestions</w:t>
       </w:r>
       <w:r>
-        <w:t>: Jolion front three-quarter; 1.5T vs HEV badge comparison; rear cargo; 7DCT selector</w:t>
+        <w:t>: Jolion front three-quarter; 1.5T vs HEV badge comparison; rear cargo; GWM history-page identity note</w:t>
       </w:r>
     </w:p>
     <w:p>
@@ -141,7 +141,7 @@
         <w:t>ALT Suggestions</w:t>
       </w:r>
       <w:r>
-        <w:t>: "Haval Jolion Chinese 1.5T compact SUV"; "Jolion overseas HEV separate specification"</w:t>
+        <w:t>: "Haval Jolion Chinese 1.5T compact SUV with overseas HEV kept separate"</w:t>
       </w:r>
     </w:p>
     <w:p>
@@ -149,7 +149,7 @@
         <w:pStyle w:val="Heading1"/>
       </w:pPr>
       <w:r>
-        <w:t>Identity Boundary First (read this before any spec line)</w:t>
+        <w:t>Identity First: OEM Confirms the Name, Not a Global Datasheet</w:t>
       </w:r>
     </w:p>
     <w:p>
@@ -160,10 +160,10 @@
         <w:rPr>
           <w:b/>
         </w:rPr>
-        <w:t>export-market name</w:t>
+        <w:t>overseas-market name</w:t>
       </w:r>
       <w:r>
-        <w:t xml:space="preserve">. In China the related compact SUV is marketed as the </w:t>
+        <w:t xml:space="preserve"> for the Chinese compact SUV sold at home as the </w:t>
       </w:r>
       <w:r>
         <w:rPr>
@@ -172,25 +172,52 @@
         <w:t>Haval Chulian (哈弗初恋)</w:t>
       </w:r>
       <w:r>
-        <w:t xml:space="preserve">. Under our sourcing rule an export name and a Chinese name are treated as a </w:t>
+        <w:t xml:space="preserve">. Unlike an alias inferred from looks or platform, this name identity is </w:t>
       </w:r>
       <w:r>
         <w:rPr>
           <w:b/>
         </w:rPr>
-        <w:t>RELATED_MODEL</w:t>
+        <w:t>confirmed by GWM's own corporate history page</w:t>
       </w:r>
       <w:r>
-        <w:t xml:space="preserve"> relationship unless the OEM explicitly documents them as the same vehicle. </w:t>
+        <w:t xml:space="preserve">, which records the Haval Chulian's overseas version, the </w:t>
       </w:r>
       <w:r>
         <w:rPr>
           <w:b/>
         </w:rPr>
-        <w:t>No GWM OEM statement proving one-to-one identity was captured in this research pack</w:t>
+        <w:t>JOLION</w:t>
       </w:r>
       <w:r>
-        <w:t xml:space="preserve">, so this page does </w:t>
+        <w:t xml:space="preserve">, being launched in </w:t>
+      </w:r>
+      <w:r>
+        <w:rPr>
+          <w:b/>
+        </w:rPr>
+        <w:t>South Africa and Saudi Arabia</w:t>
+      </w:r>
+      <w:r>
+        <w:t xml:space="preserve"> (with JOLION HEV in Thailand). Under MODEL_ALIAS_REQUIRES_OEM_PROOF the </w:t>
+      </w:r>
+      <w:r>
+        <w:rPr>
+          <w:b/>
+        </w:rPr>
+        <w:t>base model identity is therefore SAME_MODEL</w:t>
+      </w:r>
+      <w:r>
+        <w:t xml:space="preserve">. The crucial limit: OEM confirmation of the </w:t>
+      </w:r>
+      <w:r>
+        <w:rPr>
+          <w:i/>
+        </w:rPr>
+        <w:t>name</w:t>
+      </w:r>
+      <w:r>
+        <w:t xml:space="preserve"> does </w:t>
       </w:r>
       <w:r>
         <w:rPr>
@@ -199,16 +226,25 @@
         <w:t>not</w:t>
       </w:r>
       <w:r>
-        <w:t xml:space="preserve"> assert "Jolion = Chulian, same model." It documents the </w:t>
+        <w:t xml:space="preserve"> make every market's </w:t>
+      </w:r>
+      <w:r>
+        <w:rPr>
+          <w:i/>
+        </w:rPr>
+        <w:t>powertrain and trim</w:t>
+      </w:r>
+      <w:r>
+        <w:t xml:space="preserve"> identical. The Chinese 1.5T, the Australian 1.5T and the overseas HEV are listed below </w:t>
       </w:r>
       <w:r>
         <w:rPr>
           <w:b/>
         </w:rPr>
-        <w:t>Chinese-market 1.5T car (REFERENCE MARKET: CHINA)</w:t>
+        <w:t>by market</w:t>
       </w:r>
       <w:r>
-        <w:t xml:space="preserve"> and lists overseas HEV figures strictly separately. That distinction is itself the main order-error risk on this nameplate.</w:t>
+        <w:t>, and no "global spec" is asserted.</w:t>
       </w:r>
     </w:p>
     <w:p>
@@ -216,7 +252,7 @@
         <w:pStyle w:val="Heading1"/>
       </w:pPr>
       <w:r>
-        <w:t>Chinese-Market 1.5T (the documented reference car)</w:t>
+        <w:t>Chinese-Market 1.5T (CHINA reference)</w:t>
       </w:r>
     </w:p>
     <w:tbl>
@@ -268,7 +304,7 @@
                 <w:b/>
                 <w:sz w:val="20"/>
               </w:rPr>
-              <w:t>Chinese 1.5T DCT (CHINA reference)</w:t>
+              <w:t>Chinese 1.5T (CHINA reference)</w:t>
             </w:r>
           </w:p>
         </w:tc>
@@ -351,7 +387,7 @@
               <w:rPr>
                 <w:sz w:val="20"/>
               </w:rPr>
-              <w:t xml:space="preserve"> (single-source)</w:t>
+              <w:t xml:space="preserve"> (single Chinese structured database)</w:t>
             </w:r>
           </w:p>
         </w:tc>
@@ -396,7 +432,7 @@
               <w:rPr>
                 <w:sz w:val="20"/>
               </w:rPr>
-              <w:t xml:space="preserve"> (cross-checked)</w:t>
+              <w:t xml:space="preserve"> (single Chinese source)</w:t>
             </w:r>
           </w:p>
         </w:tc>
@@ -434,7 +470,7 @@
               <w:rPr>
                 <w:sz w:val="20"/>
               </w:rPr>
-              <w:t>1.5 T turbocharged petrol</w:t>
+              <w:t>1.5T turbocharged petrol</w:t>
             </w:r>
           </w:p>
         </w:tc>
@@ -479,7 +515,7 @@
               <w:rPr>
                 <w:sz w:val="20"/>
               </w:rPr>
-              <w:t xml:space="preserve"> (cross-checked Chinese/Australian 1.5T coverage)</w:t>
+              <w:t xml:space="preserve"> (Chinese database; overseas 1.5T coverage corroborates)</w:t>
             </w:r>
           </w:p>
         </w:tc>
@@ -518,13 +554,26 @@
                 <w:b/>
                 <w:sz w:val="20"/>
               </w:rPr>
-              <w:t>210 N·m</w:t>
+              <w:t>Not stated as a confirmed Chinese value</w:t>
             </w:r>
             <w:r>
               <w:rPr>
                 <w:sz w:val="20"/>
               </w:rPr>
-              <w:t xml:space="preserve"> (single-source)</w:t>
+              <w:t xml:space="preserve"> — the 210 N·m figure captured is from the </w:t>
+            </w:r>
+            <w:r>
+              <w:rPr>
+                <w:b/>
+                <w:sz w:val="20"/>
+              </w:rPr>
+              <w:t>Australian</w:t>
+            </w:r>
+            <w:r>
+              <w:rPr>
+                <w:sz w:val="20"/>
+              </w:rPr>
+              <w:t xml:space="preserve"> 1.5T coverage only; a second Chinese source is required before quoting it for the Chinese car</w:t>
             </w:r>
           </w:p>
         </w:tc>
@@ -560,9 +609,29 @@
             </w:r>
             <w:r>
               <w:rPr>
+                <w:b/>
                 <w:sz w:val="20"/>
               </w:rPr>
-              <w:t>7-speed wet dual-clutch (single-source)</w:t>
+              <w:t>Not stated as a confirmed Chinese value</w:t>
+            </w:r>
+            <w:r>
+              <w:rPr>
+                <w:sz w:val="20"/>
+              </w:rPr>
+              <w:t xml:space="preserve"> — the 7-speed wet DCT captured is documented for the </w:t>
+            </w:r>
+            <w:r>
+              <w:rPr>
+                <w:b/>
+                <w:sz w:val="20"/>
+              </w:rPr>
+              <w:t>Australian</w:t>
+            </w:r>
+            <w:r>
+              <w:rPr>
+                <w:sz w:val="20"/>
+              </w:rPr>
+              <w:t xml:space="preserve"> 1.5T; do not present it as the verified Chinese gearbox without a Chinese source</w:t>
             </w:r>
           </w:p>
         </w:tc>
@@ -608,7 +677,7 @@
     </w:tbl>
     <w:p>
       <w:r>
-        <w:t>Body dimensions and the 1.5T powertrain rest largely on a single Chinese database; treat them as reference values to reconfirm against the factory sheet for any specific unit.</w:t>
+        <w:t>Chinese dimensions, engine and power rest mainly on one structured database; treat them as reference values to reconfirm against the factory build sheet for the exact unit.</w:t>
       </w:r>
     </w:p>
     <w:p>
@@ -616,18 +685,77 @@
         <w:pStyle w:val="Heading1"/>
       </w:pPr>
       <w:r>
-        <w:t>Overseas HEV — a Separate Specification, Not the Same Datasheet</w:t>
+        <w:t>Overseas Versions — Separate Columns, Not the Chinese Datasheet</w:t>
       </w:r>
     </w:p>
     <w:p>
+      <w:pPr>
+        <w:pStyle w:val="ListBullet"/>
+      </w:pPr>
       <w:r>
-        <w:t xml:space="preserve">Overseas markets (Australia and Vietnam coverage captured) offer a </w:t>
+        <w:rPr>
+          <w:b/>
+        </w:rPr>
+        <w:t>Australian 1.5T (OVERSEAS · AU)</w:t>
+      </w:r>
+      <w:r>
+        <w:t xml:space="preserve">: </w:t>
       </w:r>
       <w:r>
         <w:rPr>
           <w:b/>
         </w:rPr>
-        <w:t>Jolion HEV built around a 1.5L DHT hybrid system</w:t>
+        <w:t>210 N·m</w:t>
+      </w:r>
+      <w:r>
+        <w:t xml:space="preserve"> and a </w:t>
+      </w:r>
+      <w:r>
+        <w:rPr>
+          <w:b/>
+        </w:rPr>
+        <w:t>7-speed wet dual-clutch</w:t>
+      </w:r>
+      <w:r>
+        <w:t xml:space="preserve">, with cargo volume </w:t>
+      </w:r>
+      <w:r>
+        <w:rPr>
+          <w:b/>
+        </w:rPr>
+        <w:t>430 L / 1130 L</w:t>
+      </w:r>
+      <w:r>
+        <w:t xml:space="preserve"> (rear seats folded). These are </w:t>
+      </w:r>
+      <w:r>
+        <w:rPr>
+          <w:b/>
+        </w:rPr>
+        <w:t>Australian-market</w:t>
+      </w:r>
+      <w:r>
+        <w:t xml:space="preserve"> figures — they are not evidence of the Chinese car's torque, gearbox or cargo volume.</w:t>
+      </w:r>
+    </w:p>
+    <w:p>
+      <w:pPr>
+        <w:pStyle w:val="ListBullet"/>
+      </w:pPr>
+      <w:r>
+        <w:rPr>
+          <w:b/>
+        </w:rPr>
+        <w:t>Overseas HEV (OVERSEAS · AU/TH/VN)</w:t>
+      </w:r>
+      <w:r>
+        <w:t xml:space="preserve">: a </w:t>
+      </w:r>
+      <w:r>
+        <w:rPr>
+          <w:b/>
+        </w:rPr>
+        <w:t>1.5L DHT hybrid</w:t>
       </w:r>
       <w:r>
         <w:t xml:space="preserve">, reported at roughly </w:t>
@@ -636,53 +764,19 @@
         <w:rPr>
           <w:b/>
         </w:rPr>
-        <w:t>190 PS combined and 375 N·m</w:t>
+        <w:t>190 PS combined / 375 N·m</w:t>
       </w:r>
       <w:r>
-        <w:t xml:space="preserve"> (single-source, overseas-market). Australian coverage also lists cargo volume of </w:t>
+        <w:t xml:space="preserve">. This is a </w:t>
       </w:r>
       <w:r>
         <w:rPr>
           <w:b/>
         </w:rPr>
-        <w:t>430 L / 1130 L</w:t>
+        <w:t>different powertrain architecture</w:t>
       </w:r>
       <w:r>
-        <w:t xml:space="preserve"> with the rear seats folded.</w:t>
-      </w:r>
-    </w:p>
-    <w:p>
-      <w:pPr>
-        <w:pStyle w:val="ListBullet"/>
-      </w:pPr>
-      <w:r>
-        <w:t xml:space="preserve">These are </w:t>
-      </w:r>
-      <w:r>
-        <w:rPr>
-          <w:b/>
-        </w:rPr>
-        <w:t>overseas-market figures (REFERENCE MARKET: overseas)</w:t>
-      </w:r>
-      <w:r>
-        <w:t xml:space="preserve"> and must </w:t>
-      </w:r>
-      <w:r>
-        <w:rPr>
-          <w:b/>
-        </w:rPr>
-        <w:t>not</w:t>
-      </w:r>
-      <w:r>
-        <w:t xml:space="preserve"> be merged into the Chinese 1.5T specification, and the Chinese 1.5T must not be presented as a "global spec."</w:t>
-      </w:r>
-    </w:p>
-    <w:p>
-      <w:pPr>
-        <w:pStyle w:val="ListBullet"/>
-      </w:pPr>
-      <w:r>
-        <w:t>The HEV uses a different powertrain architecture; quoting the 190 PS hybrid output for a Chinese 1.5T unit — or the 110 kW turbo output for an HEV — is a direct configuration error.</w:t>
+        <w:t>, sold in selected overseas markets; it must sit in its own column and never be merged with the Chinese 1.5T.</w:t>
       </w:r>
     </w:p>
     <w:p>
@@ -690,7 +784,7 @@
         <w:pStyle w:val="Heading1"/>
       </w:pPr>
       <w:r>
-        <w:t>How to Select Without Blending the Two</w:t>
+        <w:t>How to Select Without Blending Markets</w:t>
       </w:r>
     </w:p>
     <w:p>
@@ -698,7 +792,7 @@
         <w:pStyle w:val="ListNumber"/>
       </w:pPr>
       <w:r>
-        <w:t xml:space="preserve">Decide whether the enquiry is for the </w:t>
+        <w:t xml:space="preserve">Decide whether the enquiry is the </w:t>
       </w:r>
       <w:r>
         <w:rPr>
@@ -707,13 +801,22 @@
         <w:t>Chinese 1.5T line</w:t>
       </w:r>
       <w:r>
+        <w:t xml:space="preserve">, an </w:t>
+      </w:r>
+      <w:r>
+        <w:rPr>
+          <w:b/>
+        </w:rPr>
+        <w:t>overseas 1.5T</w:t>
+      </w:r>
+      <w:r>
         <w:t xml:space="preserve"> or an </w:t>
       </w:r>
       <w:r>
         <w:rPr>
           <w:b/>
         </w:rPr>
-        <w:t>overseas-market HEV</w:t>
+        <w:t>overseas HEV</w:t>
       </w:r>
       <w:r>
         <w:t xml:space="preserve"> before reading any number.</w:t>
@@ -724,7 +827,7 @@
         <w:pStyle w:val="ListNumber"/>
       </w:pPr>
       <w:r>
-        <w:t>Record engine type (1.5T turbo vs 1.5L DHT HEV), power and transmission against the VIN — see the VIN/nameplate guide.</w:t>
+        <w:t>Attach a market label to every powertrain and cargo figure; 210 N·m/7DCT and 430/1130 L are Australian, the ~190 PS/375 N·m HEV is overseas-only.</w:t>
       </w:r>
     </w:p>
     <w:p>
@@ -732,7 +835,7 @@
         <w:pStyle w:val="ListNumber"/>
       </w:pPr>
       <w:r>
-        <w:t>Keep market labels attached to every dimension and cargo figure; the 430/1130 L cargo number is the Australian version, not the Chinese car.</w:t>
+        <w:t>Record engine, power and transmission against the VIN (see the VIN/nameplate guide); a Chinese 1.5T unit must not carry HEV or Australian specs on its PI.</w:t>
       </w:r>
     </w:p>
     <w:p>
@@ -740,7 +843,7 @@
         <w:pStyle w:val="ListNumber"/>
       </w:pPr>
       <w:r>
-        <w:t>Confirm steering side and destination homologation; a Chinese LHD 1.5T car is not evidence of RHD or HEV availability.</w:t>
+        <w:t>Confirm steering side and destination homologation; a Chinese LHD 1.5T car is not evidence of RHD or HEV availability in the buyer's market.</w:t>
       </w:r>
     </w:p>
     <w:p>
@@ -748,16 +851,16 @@
         <w:pStyle w:val="ListNumber"/>
       </w:pPr>
       <w:r>
-        <w:t xml:space="preserve">Because the Jolion/Chulian identity lacks OEM proof here, ask the supplier for an </w:t>
+        <w:t xml:space="preserve">Because name identity is OEM-confirmed but powertrain is market-specific, request the </w:t>
       </w:r>
       <w:r>
         <w:rPr>
           <w:b/>
         </w:rPr>
-        <w:t>OEM model-code mapping</w:t>
+        <w:t>factory build sheet / OEM model-code mapping</w:t>
       </w:r>
       <w:r>
-        <w:t xml:space="preserve"> before using the two names interchangeably on a PI.</w:t>
+        <w:t xml:space="preserve"> for the exact VIN rather than assuming cross-market equivalence.</w:t>
       </w:r>
     </w:p>
     <w:p>
@@ -779,7 +882,7 @@
         <w:t>Model identity</w:t>
       </w:r>
       <w:r>
-        <w:t>: OEM documentation linking export Jolion trim code to the supplied Chinese vehicle; otherwise keep "related model" wording.</w:t>
+        <w:t>: GWM OEM confirms Chulian↔Jolion base identity; still obtain the VIN-level trim code.</w:t>
       </w:r>
     </w:p>
     <w:p>
@@ -793,7 +896,7 @@
         <w:t>Powertrain match</w:t>
       </w:r>
       <w:r>
-        <w:t>: turbo vs hybrid stated explicitly, with power/torque for that version only.</w:t>
+        <w:t>: turbo vs hybrid, and Chinese vs overseas 1.5T, stated explicitly with that market's figures only.</w:t>
       </w:r>
     </w:p>
     <w:p>
@@ -804,10 +907,10 @@
         <w:rPr>
           <w:b/>
         </w:rPr>
-        <w:t>Emission/fuel</w:t>
+        <w:t>Unconfirmed Chinese values</w:t>
       </w:r>
       <w:r>
-        <w:t>: destination standard and fuel grade per the emission-compatibility guide; hybrid registration class confirmed where relevant.</w:t>
+        <w:t>: do not accept 210 N·m / 7DCT as Chinese specs until a Chinese structured source confirms them.</w:t>
       </w:r>
     </w:p>
     <w:p>
@@ -818,10 +921,10 @@
         <w:rPr>
           <w:b/>
         </w:rPr>
-        <w:t>Documents</w:t>
+        <w:t>Emission/fuel and documents</w:t>
       </w:r>
       <w:r>
-        <w:t>: manufacturer certificate, CoC and spec sheet per the export document-package checklist.</w:t>
+        <w:t>: destination standard/fuel grade per the emission guide; manufacturer certificate, CoC and spec sheet per the document-package guide.</w:t>
       </w:r>
     </w:p>
     <w:p>
@@ -862,7 +965,7 @@
         <w:t>Is the Jolion the same car as the Haval Chulian?</w:t>
       </w:r>
       <w:r>
-        <w:t xml:space="preserve"> Jolion is the export name and Chulian the Chinese-market name for a related compact SUV; without an OEM identity statement we treat them as related models, not proven identical. </w:t>
+        <w:t xml:space="preserve"> At base-nameplate level yes — GWM's own history records the Chulian's overseas version as the JOLION (launched in South Africa/Saudi Arabia); but market-specific powertrains still differ and are not interchangeable. </w:t>
       </w:r>
       <w:r>
         <w:rPr>
@@ -871,16 +974,16 @@
         <w:t>Does the Jolion come as a hybrid?</w:t>
       </w:r>
       <w:r>
-        <w:t xml:space="preserve"> Overseas coverage documents a 1.5L DHT HEV (about 190 PS/375 N·m); the Chinese reference car here is a 1.5T turbo — keep the two separate. </w:t>
+        <w:t xml:space="preserve"> Overseas coverage documents a 1.5L DHT HEV (~190 PS/375 N·m); the Chinese reference car here is a 1.5T turbo — keep them in separate columns. </w:t>
       </w:r>
       <w:r>
         <w:rPr>
           <w:b/>
         </w:rPr>
-        <w:t>What is the Chinese 1.5T power output?</w:t>
+        <w:t>What is the Chinese 1.5T's torque and gearbox?</w:t>
       </w:r>
       <w:r>
-        <w:t xml:space="preserve"> 110 kW and 210 N·m with a 7-speed wet DCT, per Chinese-market sources. </w:t>
+        <w:t xml:space="preserve"> Power is 110 kW; the captured 210 N·m and 7DCT are Australian-market figures, so they are not stated as confirmed Chinese values pending a second Chinese source. </w:t>
       </w:r>
       <w:r>
         <w:rPr>
@@ -1079,6 +1182,134 @@
               <w:rPr>
                 <w:sz w:val="20"/>
               </w:rPr>
+              <w:t>GWM corporate history (Chulian overseas version = JOLION, South Africa/Saudi; HEV Thailand)</w:t>
+            </w:r>
+          </w:p>
+        </w:tc>
+        <w:tc>
+          <w:tcPr>
+            <w:tcW w:type="dxa" w:w="1234"/>
+          </w:tcPr>
+          <w:p>
+            <w:r>
+              <w:rPr>
+                <w:sz w:val="20"/>
+              </w:rPr>
+            </w:r>
+            <w:r>
+              <w:rPr>
+                <w:sz w:val="20"/>
+              </w:rPr>
+              <w:t>Great Wall Motor (OEM)</w:t>
+            </w:r>
+          </w:p>
+        </w:tc>
+        <w:tc>
+          <w:tcPr>
+            <w:tcW w:type="dxa" w:w="1234"/>
+          </w:tcPr>
+          <w:p>
+            <w:r>
+              <w:rPr>
+                <w:sz w:val="20"/>
+              </w:rPr>
+            </w:r>
+            <w:r>
+              <w:rPr>
+                <w:sz w:val="20"/>
+              </w:rPr>
+              <w:t>Brand HQ</w:t>
+            </w:r>
+          </w:p>
+        </w:tc>
+        <w:tc>
+          <w:tcPr>
+            <w:tcW w:type="dxa" w:w="1234"/>
+          </w:tcPr>
+          <w:p>
+            <w:r>
+              <w:rPr>
+                <w:sz w:val="20"/>
+              </w:rPr>
+            </w:r>
+            <w:r>
+              <w:rPr>
+                <w:sz w:val="20"/>
+              </w:rPr>
+              <w:t>https://www.gwm.com.cn/history.html</w:t>
+            </w:r>
+          </w:p>
+        </w:tc>
+        <w:tc>
+          <w:tcPr>
+            <w:tcW w:type="dxa" w:w="1234"/>
+          </w:tcPr>
+          <w:p>
+            <w:r>
+              <w:rPr>
+                <w:sz w:val="20"/>
+              </w:rPr>
+            </w:r>
+            <w:r>
+              <w:rPr>
+                <w:sz w:val="20"/>
+              </w:rPr>
+              <w:t>2026-09-04</w:t>
+            </w:r>
+          </w:p>
+        </w:tc>
+        <w:tc>
+          <w:tcPr>
+            <w:tcW w:type="dxa" w:w="1234"/>
+          </w:tcPr>
+          <w:p>
+            <w:r>
+              <w:rPr>
+                <w:sz w:val="20"/>
+              </w:rPr>
+            </w:r>
+            <w:r>
+              <w:rPr>
+                <w:sz w:val="20"/>
+              </w:rPr>
+              <w:t>VERIFIED (primary)</w:t>
+            </w:r>
+          </w:p>
+        </w:tc>
+        <w:tc>
+          <w:tcPr>
+            <w:tcW w:type="dxa" w:w="1234"/>
+          </w:tcPr>
+          <w:p>
+            <w:r>
+              <w:rPr>
+                <w:sz w:val="20"/>
+              </w:rPr>
+            </w:r>
+            <w:r>
+              <w:rPr>
+                <w:sz w:val="20"/>
+              </w:rPr>
+              <w:t>SAME_MODEL base identity</w:t>
+            </w:r>
+          </w:p>
+        </w:tc>
+      </w:tr>
+      <w:tr>
+        <w:tc>
+          <w:tcPr>
+            <w:tcW w:type="dxa" w:w="1234"/>
+          </w:tcPr>
+          <w:p>
+            <w:r>
+              <w:rPr>
+                <w:sz w:val="20"/>
+              </w:rPr>
+            </w:r>
+            <w:r>
+              <w:rPr>
+                <w:sz w:val="20"/>
+              </w:rPr>
               <w:t>Haval Chulian 1.5T auto parameters</w:t>
             </w:r>
           </w:p>
@@ -1187,7 +1418,7 @@
               <w:rPr>
                 <w:sz w:val="20"/>
               </w:rPr>
-              <w:t>Chinese 1.5T dimensions, engine, 110 kW</w:t>
+              <w:t>Chinese dimensions, 1.5T, 110 kW, wheelbase</w:t>
             </w:r>
           </w:p>
         </w:tc>
@@ -1297,7 +1528,7 @@
               <w:rPr>
                 <w:sz w:val="20"/>
               </w:rPr>
-              <w:t>CROSS/SINGLE</w:t>
+              <w:t>SINGLE_SOURCE (overseas)</w:t>
             </w:r>
           </w:p>
         </w:tc>
@@ -1315,7 +1546,7 @@
               <w:rPr>
                 <w:sz w:val="20"/>
               </w:rPr>
-              <w:t>110 kW cross-check, 210 N·m, 7DCT, AU cargo</w:t>
+              <w:t>210 N·m, 7DCT, 430/1130 L — AU only</w:t>
             </w:r>
           </w:p>
         </w:tc>
@@ -1425,7 +1656,7 @@
               <w:rPr>
                 <w:sz w:val="20"/>
               </w:rPr>
-              <w:t>SINGLE_SOURCE</w:t>
+              <w:t>SINGLE_SOURCE (overseas)</w:t>
             </w:r>
           </w:p>
         </w:tc>
@@ -1443,7 +1674,7 @@
               <w:rPr>
                 <w:sz w:val="20"/>
               </w:rPr>
-              <w:t>Overseas HEV system, wheelbase cross-check</w:t>
+              <w:t>Overseas HEV system</w:t>
             </w:r>
           </w:p>
         </w:tc>
@@ -1553,7 +1784,7 @@
               <w:rPr>
                 <w:sz w:val="20"/>
               </w:rPr>
-              <w:t>SINGLE_SOURCE</w:t>
+              <w:t>SINGLE_SOURCE (overseas)</w:t>
             </w:r>
           </w:p>
         </w:tc>
@@ -1582,7 +1813,7 @@
         <w:rPr>
           <w:i/>
         </w:rPr>
-        <w:t>Confidence note: RESEARCH_CONDITIONAL. No OEM primary sheet captured; Chinese dimensions/powertrain largely single-source. Model identity held as RELATED_MODEL pending GWM OEM proof; overseas HEV kept strictly separate. No export price.</w:t>
+        <w:t>Confidence note: RESEARCH_CONDITIONAL. Name identity VERIFIED by GWM OEM (SAME_MODEL at base level); Chinese torque/transmission values are BLOCKED (only an Australian source exists) and are not stated as Chinese specs; overseas HEV kept strictly market-labelled. No export price.</w:t>
       </w:r>
     </w:p>
     <w:p>
@@ -1601,10 +1832,10 @@
         <w:rPr>
           <w:b/>
         </w:rPr>
-        <w:t>Author / reviewer</w:t>
+        <w:t>Author</w:t>
       </w:r>
       <w:r>
-        <w:t>: [AutoBridge Export Sourcing Team](/authors/) · method per our [Editorial Policy](/editorial-policy/)</w:t>
+        <w:t>: AutoBridge Export Editorial Team · [Sourcing Team](/authors/) · method per our [Editorial Policy](/editorial-policy/)</w:t>
       </w:r>
     </w:p>
     <w:p>
@@ -1618,7 +1849,16 @@
         <w:t>Last reviewed</w:t>
       </w:r>
       <w:r>
-        <w:t>: 2026-09-04</w:t>
+        <w:t xml:space="preserve">: 2026-09-04 · </w:t>
+      </w:r>
+      <w:r>
+        <w:rPr>
+          <w:b/>
+        </w:rPr>
+        <w:t>Fact sheet version</w:t>
+      </w:r>
+      <w:r>
+        <w:t>: v1.2-2026-09-04</w:t>
       </w:r>
     </w:p>
     <w:p>
@@ -1632,7 +1872,7 @@
         <w:t>Reference market</w:t>
       </w:r>
       <w:r>
-        <w:t>: Chinese 1.5T = CHINA; HEV = overseas markets (separated; no global spec asserted)</w:t>
+        <w:t>: Chinese 1.5T = CHINA; AU 1.5T and HEV = overseas (separated; no global spec)</w:t>
       </w:r>
     </w:p>
     <w:p>
@@ -1646,7 +1886,21 @@
         <w:t>Verification method</w:t>
       </w:r>
       <w:r>
-        <w:t>: Market-labelled extraction; alias held as RELATED_MODEL (MODEL_ALIAS_REQUIRES_OEM_PROOF); single-source items flagged</w:t>
+        <w:t>: OEM-confirmed name identity; market/trim/powertrain separated; Chinese torque/gearbox blocked pending a Chinese second source</w:t>
+      </w:r>
+    </w:p>
+    <w:p>
+      <w:pPr>
+        <w:pStyle w:val="ListBullet"/>
+      </w:pPr>
+      <w:r>
+        <w:rPr>
+          <w:b/>
+        </w:rPr>
+        <w:t>Transparency</w:t>
+      </w:r>
+      <w:r>
+        <w:t>: AI_ASSISTED=true · HUMAN_REVIEWED=false · evidence.first_hand=false · PUBLISH_APPROVED=false</w:t>
       </w:r>
     </w:p>
     <w:p>
@@ -1671,7 +1925,7 @@
         <w:t>Tags</w:t>
       </w:r>
       <w:r>
-        <w:t>: #HavalJolion #GWMSUV #ChinaVsOverseas #RelatedModel #ExportSelection</w:t>
+        <w:t>: #HavalJolion #GWMSUV #SameModel #MarketSpecific #ExportSelection</w:t>
       </w:r>
     </w:p>
     <w:sectPr>

--- a/deliveries/2026-09-04/AutoBridge_Daily_2026-09-04/01_Vehicle_Pages/VEH_20260904_04_GWM_Haval_Jolion.docx
+++ b/deliveries/2026-09-04/AutoBridge_Daily_2026-09-04/01_Vehicle_Pages/VEH_20260904_04_GWM_Haval_Jolion.docx
@@ -4,7 +4,7 @@
   <w:body>
     <w:p>
       <w:pPr>
-        <w:pStyle w:val="Title"/>
+        <w:pStyle w:val="Heading1"/>
       </w:pPr>
       <w:r>
         <w:t>GWM Haval Jolion: One Nameplate, Market-Specific Powertrains a Buyer Must Not Blend</w:t>
@@ -12,7 +12,7 @@
     </w:p>
     <w:p>
       <w:pPr>
-        <w:pStyle w:val="Heading1"/>
+        <w:pStyle w:val="Heading2"/>
       </w:pPr>
       <w:r>
         <w:t>SEO Metadata</w:t>
@@ -146,7 +146,7 @@
     </w:p>
     <w:p>
       <w:pPr>
-        <w:pStyle w:val="Heading1"/>
+        <w:pStyle w:val="Heading2"/>
       </w:pPr>
       <w:r>
         <w:t>Identity First: OEM Confirms the Name, Not a Global Datasheet</w:t>
@@ -208,16 +208,7 @@
         <w:t>base model identity is therefore SAME_MODEL</w:t>
       </w:r>
       <w:r>
-        <w:t xml:space="preserve">. The crucial limit: OEM confirmation of the </w:t>
-      </w:r>
-      <w:r>
-        <w:rPr>
-          <w:i/>
-        </w:rPr>
-        <w:t>name</w:t>
-      </w:r>
-      <w:r>
-        <w:t xml:space="preserve"> does </w:t>
+        <w:t xml:space="preserve">. The crucial limit: OEM confirmation of the *name* does </w:t>
       </w:r>
       <w:r>
         <w:rPr>
@@ -226,16 +217,7 @@
         <w:t>not</w:t>
       </w:r>
       <w:r>
-        <w:t xml:space="preserve"> make every market's </w:t>
-      </w:r>
-      <w:r>
-        <w:rPr>
-          <w:i/>
-        </w:rPr>
-        <w:t>powertrain and trim</w:t>
-      </w:r>
-      <w:r>
-        <w:t xml:space="preserve"> identical. The Chinese 1.5T, the Australian 1.5T and the overseas HEV are listed below </w:t>
+        <w:t xml:space="preserve"> make every market's *powertrain and trim* identical. The Chinese 1.5T, the Australian 1.5T and the overseas HEV are listed below </w:t>
       </w:r>
       <w:r>
         <w:rPr>
@@ -249,7 +231,7 @@
     </w:p>
     <w:p>
       <w:pPr>
-        <w:pStyle w:val="Heading1"/>
+        <w:pStyle w:val="Heading2"/>
       </w:pPr>
       <w:r>
         <w:t>Chinese-Market 1.5T (CHINA reference)</w:t>
@@ -257,7 +239,7 @@
     </w:p>
     <w:tbl>
       <w:tblPr>
-        <w:tblStyle w:val="TableGrid"/>
+        <w:tblStyle w:val="LightGrid-Accent1"/>
         <w:tblW w:type="auto" w:w="0"/>
         <w:tblLook w:firstColumn="1" w:firstRow="1" w:lastColumn="0" w:lastRow="0" w:noHBand="0" w:noVBand="1" w:val="04A0"/>
       </w:tblPr>
@@ -269,20 +251,9 @@
         <w:tc>
           <w:tcPr>
             <w:tcW w:type="dxa" w:w="4320"/>
-            <w:shd w:val="clear" w:fill="EAF0F6"/>
           </w:tcPr>
           <w:p>
             <w:r>
-              <w:rPr>
-                <w:b/>
-                <w:sz w:val="20"/>
-              </w:rPr>
-            </w:r>
-            <w:r>
-              <w:rPr>
-                <w:b/>
-                <w:sz w:val="20"/>
-              </w:rPr>
               <w:t>Item</w:t>
             </w:r>
           </w:p>
@@ -290,20 +261,9 @@
         <w:tc>
           <w:tcPr>
             <w:tcW w:type="dxa" w:w="4320"/>
-            <w:shd w:val="clear" w:fill="EAF0F6"/>
           </w:tcPr>
           <w:p>
             <w:r>
-              <w:rPr>
-                <w:b/>
-                <w:sz w:val="20"/>
-              </w:rPr>
-            </w:r>
-            <w:r>
-              <w:rPr>
-                <w:b/>
-                <w:sz w:val="20"/>
-              </w:rPr>
               <w:t>Chinese 1.5T (CHINA reference)</w:t>
             </w:r>
           </w:p>
@@ -316,14 +276,6 @@
           </w:tcPr>
           <w:p>
             <w:r>
-              <w:rPr>
-                <w:sz w:val="20"/>
-              </w:rPr>
-            </w:r>
-            <w:r>
-              <w:rPr>
-                <w:sz w:val="20"/>
-              </w:rPr>
               <w:t>Body</w:t>
             </w:r>
           </w:p>
@@ -334,14 +286,6 @@
           </w:tcPr>
           <w:p>
             <w:r>
-              <w:rPr>
-                <w:sz w:val="20"/>
-              </w:rPr>
-            </w:r>
-            <w:r>
-              <w:rPr>
-                <w:sz w:val="20"/>
-              </w:rPr>
               <w:t>Compact SUV</w:t>
             </w:r>
           </w:p>
@@ -354,14 +298,6 @@
           </w:tcPr>
           <w:p>
             <w:r>
-              <w:rPr>
-                <w:sz w:val="20"/>
-              </w:rPr>
-            </w:r>
-            <w:r>
-              <w:rPr>
-                <w:sz w:val="20"/>
-              </w:rPr>
               <w:t>Length / width / height</w:t>
             </w:r>
           </w:p>
@@ -373,20 +309,11 @@
           <w:p>
             <w:r>
               <w:rPr>
-                <w:sz w:val="20"/>
-              </w:rPr>
-            </w:r>
-            <w:r>
-              <w:rPr>
                 <w:b/>
-                <w:sz w:val="20"/>
               </w:rPr>
               <w:t>4472 / 1841 / 1619 mm</w:t>
             </w:r>
             <w:r>
-              <w:rPr>
-                <w:sz w:val="20"/>
-              </w:rPr>
               <w:t xml:space="preserve"> (single Chinese structured database)</w:t>
             </w:r>
           </w:p>
@@ -399,14 +326,6 @@
           </w:tcPr>
           <w:p>
             <w:r>
-              <w:rPr>
-                <w:sz w:val="20"/>
-              </w:rPr>
-            </w:r>
-            <w:r>
-              <w:rPr>
-                <w:sz w:val="20"/>
-              </w:rPr>
               <w:t>Wheelbase</w:t>
             </w:r>
           </w:p>
@@ -418,20 +337,11 @@
           <w:p>
             <w:r>
               <w:rPr>
-                <w:sz w:val="20"/>
-              </w:rPr>
-            </w:r>
-            <w:r>
-              <w:rPr>
                 <w:b/>
-                <w:sz w:val="20"/>
               </w:rPr>
               <w:t>2700 mm</w:t>
             </w:r>
             <w:r>
-              <w:rPr>
-                <w:sz w:val="20"/>
-              </w:rPr>
               <w:t xml:space="preserve"> (single Chinese source)</w:t>
             </w:r>
           </w:p>
@@ -444,14 +354,6 @@
           </w:tcPr>
           <w:p>
             <w:r>
-              <w:rPr>
-                <w:sz w:val="20"/>
-              </w:rPr>
-            </w:r>
-            <w:r>
-              <w:rPr>
-                <w:sz w:val="20"/>
-              </w:rPr>
               <w:t>Engine</w:t>
             </w:r>
           </w:p>
@@ -462,14 +364,6 @@
           </w:tcPr>
           <w:p>
             <w:r>
-              <w:rPr>
-                <w:sz w:val="20"/>
-              </w:rPr>
-            </w:r>
-            <w:r>
-              <w:rPr>
-                <w:sz w:val="20"/>
-              </w:rPr>
               <w:t>1.5T turbocharged petrol</w:t>
             </w:r>
           </w:p>
@@ -482,14 +376,6 @@
           </w:tcPr>
           <w:p>
             <w:r>
-              <w:rPr>
-                <w:sz w:val="20"/>
-              </w:rPr>
-            </w:r>
-            <w:r>
-              <w:rPr>
-                <w:sz w:val="20"/>
-              </w:rPr>
               <w:t>Max power</w:t>
             </w:r>
           </w:p>
@@ -501,20 +387,11 @@
           <w:p>
             <w:r>
               <w:rPr>
-                <w:sz w:val="20"/>
-              </w:rPr>
-            </w:r>
-            <w:r>
-              <w:rPr>
                 <w:b/>
-                <w:sz w:val="20"/>
               </w:rPr>
               <w:t>110 kW</w:t>
             </w:r>
             <w:r>
-              <w:rPr>
-                <w:sz w:val="20"/>
-              </w:rPr>
               <w:t xml:space="preserve"> (Chinese database; overseas 1.5T coverage corroborates)</w:t>
             </w:r>
           </w:p>
@@ -527,14 +404,6 @@
           </w:tcPr>
           <w:p>
             <w:r>
-              <w:rPr>
-                <w:sz w:val="20"/>
-              </w:rPr>
-            </w:r>
-            <w:r>
-              <w:rPr>
-                <w:sz w:val="20"/>
-              </w:rPr>
               <w:t>Max torque</w:t>
             </w:r>
           </w:p>
@@ -546,33 +415,20 @@
           <w:p>
             <w:r>
               <w:rPr>
-                <w:sz w:val="20"/>
-              </w:rPr>
-            </w:r>
-            <w:r>
-              <w:rPr>
                 <w:b/>
-                <w:sz w:val="20"/>
               </w:rPr>
               <w:t>Not stated as a confirmed Chinese value</w:t>
             </w:r>
             <w:r>
-              <w:rPr>
-                <w:sz w:val="20"/>
-              </w:rPr>
               <w:t xml:space="preserve"> — the 210 N·m figure captured is from the </w:t>
             </w:r>
             <w:r>
               <w:rPr>
                 <w:b/>
-                <w:sz w:val="20"/>
               </w:rPr>
               <w:t>Australian</w:t>
             </w:r>
             <w:r>
-              <w:rPr>
-                <w:sz w:val="20"/>
-              </w:rPr>
               <w:t xml:space="preserve"> 1.5T coverage only; a second Chinese source is required before quoting it for the Chinese car</w:t>
             </w:r>
           </w:p>
@@ -585,14 +441,6 @@
           </w:tcPr>
           <w:p>
             <w:r>
-              <w:rPr>
-                <w:sz w:val="20"/>
-              </w:rPr>
-            </w:r>
-            <w:r>
-              <w:rPr>
-                <w:sz w:val="20"/>
-              </w:rPr>
               <w:t>Transmission</w:t>
             </w:r>
           </w:p>
@@ -604,33 +452,20 @@
           <w:p>
             <w:r>
               <w:rPr>
-                <w:sz w:val="20"/>
-              </w:rPr>
-            </w:r>
-            <w:r>
-              <w:rPr>
                 <w:b/>
-                <w:sz w:val="20"/>
               </w:rPr>
               <w:t>Not stated as a confirmed Chinese value</w:t>
             </w:r>
             <w:r>
-              <w:rPr>
-                <w:sz w:val="20"/>
-              </w:rPr>
               <w:t xml:space="preserve"> — the 7-speed wet DCT captured is documented for the </w:t>
             </w:r>
             <w:r>
               <w:rPr>
                 <w:b/>
-                <w:sz w:val="20"/>
               </w:rPr>
               <w:t>Australian</w:t>
             </w:r>
             <w:r>
-              <w:rPr>
-                <w:sz w:val="20"/>
-              </w:rPr>
               <w:t xml:space="preserve"> 1.5T; do not present it as the verified Chinese gearbox without a Chinese source</w:t>
             </w:r>
           </w:p>
@@ -643,14 +478,6 @@
           </w:tcPr>
           <w:p>
             <w:r>
-              <w:rPr>
-                <w:sz w:val="20"/>
-              </w:rPr>
-            </w:r>
-            <w:r>
-              <w:rPr>
-                <w:sz w:val="20"/>
-              </w:rPr>
               <w:t>Steering</w:t>
             </w:r>
           </w:p>
@@ -661,20 +488,13 @@
           </w:tcPr>
           <w:p>
             <w:r>
-              <w:rPr>
-                <w:sz w:val="20"/>
-              </w:rPr>
-            </w:r>
-            <w:r>
-              <w:rPr>
-                <w:sz w:val="20"/>
-              </w:rPr>
               <w:t>Chinese car LHD; overseas by market</w:t>
             </w:r>
           </w:p>
         </w:tc>
       </w:tr>
     </w:tbl>
+    <w:p/>
     <w:p>
       <w:r>
         <w:t>Chinese dimensions, engine and power rest mainly on one structured database; treat them as reference values to reconfirm against the factory build sheet for the exact unit.</w:t>
@@ -682,7 +502,7 @@
     </w:p>
     <w:p>
       <w:pPr>
-        <w:pStyle w:val="Heading1"/>
+        <w:pStyle w:val="Heading2"/>
       </w:pPr>
       <w:r>
         <w:t>Overseas Versions — Separate Columns, Not the Chinese Datasheet</w:t>
@@ -781,7 +601,7 @@
     </w:p>
     <w:p>
       <w:pPr>
-        <w:pStyle w:val="Heading1"/>
+        <w:pStyle w:val="Heading2"/>
       </w:pPr>
       <w:r>
         <w:t>How to Select Without Blending Markets</w:t>
@@ -865,10 +685,18 @@
     </w:p>
     <w:p>
       <w:pPr>
-        <w:pStyle w:val="Heading1"/>
+        <w:pStyle w:val="Heading2"/>
       </w:pPr>
       <w:r>
         <w:t>Overseas Buyer Verification Before Payment</w:t>
+      </w:r>
+    </w:p>
+    <w:p>
+      <w:pPr>
+        <w:pStyle w:val="ListBullet"/>
+      </w:pPr>
+      <w:r>
+        <w:t>Because the Chinese 1.5T, Australian 1.5T and HEV lines differ, confirm each market line's drive configuration on its own certificate — never carry one market's layout across to another.</w:t>
       </w:r>
     </w:p>
     <w:p>
@@ -929,7 +757,7 @@
     </w:p>
     <w:p>
       <w:pPr>
-        <w:pStyle w:val="Heading1"/>
+        <w:pStyle w:val="Heading2"/>
       </w:pPr>
       <w:r>
         <w:t>Request a Current Export Quotation</w:t>
@@ -951,7 +779,7 @@
     </w:p>
     <w:p>
       <w:pPr>
-        <w:pStyle w:val="Heading1"/>
+        <w:pStyle w:val="Heading2"/>
       </w:pPr>
       <w:r>
         <w:t>Frequently Asked Questions</w:t>
@@ -965,8 +793,10 @@
         <w:t>Is the Jolion the same car as the Haval Chulian?</w:t>
       </w:r>
       <w:r>
-        <w:t xml:space="preserve"> At base-nameplate level yes — GWM's own history records the Chulian's overseas version as the JOLION (launched in South Africa/Saudi Arabia); but market-specific powertrains still differ and are not interchangeable. </w:t>
+        <w:t xml:space="preserve"> At base-nameplate level yes — GWM's own history records the Chulian's overseas version as the JOLION (launched in South Africa/Saudi Arabia); but market-specific powertrains still differ and are not interchangeable.</w:t>
       </w:r>
+    </w:p>
+    <w:p>
       <w:r>
         <w:rPr>
           <w:b/>
@@ -974,8 +804,10 @@
         <w:t>Does the Jolion come as a hybrid?</w:t>
       </w:r>
       <w:r>
-        <w:t xml:space="preserve"> Overseas coverage documents a 1.5L DHT HEV (~190 PS/375 N·m); the Chinese reference car here is a 1.5T turbo — keep them in separate columns. </w:t>
+        <w:t xml:space="preserve"> Overseas coverage documents a 1.5L DHT HEV (~190 PS/375 N·m); the Chinese reference car here is a 1.5T turbo — keep them in separate columns.</w:t>
       </w:r>
+    </w:p>
+    <w:p>
       <w:r>
         <w:rPr>
           <w:b/>
@@ -983,8 +815,10 @@
         <w:t>What is the Chinese 1.5T's torque and gearbox?</w:t>
       </w:r>
       <w:r>
-        <w:t xml:space="preserve"> Power is 110 kW; the captured 210 N·m and 7DCT are Australian-market figures, so they are not stated as confirmed Chinese values pending a second Chinese source. </w:t>
+        <w:t xml:space="preserve"> Power is 110 kW; the captured 210 N·m and 7DCT are Australian-market figures, so they are not stated as confirmed Chinese values pending a second Chinese source.</w:t>
       </w:r>
+    </w:p>
+    <w:p>
       <w:r>
         <w:rPr>
           <w:b/>
@@ -997,7 +831,255 @@
     </w:p>
     <w:p>
       <w:pPr>
-        <w:pStyle w:val="Heading1"/>
+        <w:pStyle w:val="Heading2"/>
+      </w:pPr>
+      <w:r>
+        <w:t>Image Record</w:t>
+      </w:r>
+    </w:p>
+    <w:p>
+      <w:pPr>
+        <w:pStyle w:val="ListBullet"/>
+      </w:pPr>
+      <w:r>
+        <w:t>IMAGE_ASSET_PATH: none secured in repository</w:t>
+      </w:r>
+    </w:p>
+    <w:p>
+      <w:pPr>
+        <w:pStyle w:val="ListBullet"/>
+      </w:pPr>
+      <w:r>
+        <w:t>ORIGINAL_IMAGE_URL: not captured</w:t>
+      </w:r>
+    </w:p>
+    <w:p>
+      <w:pPr>
+        <w:pStyle w:val="ListBullet"/>
+      </w:pPr>
+      <w:r>
+        <w:t>SOURCE_PAGE: not captured</w:t>
+      </w:r>
+    </w:p>
+    <w:p>
+      <w:pPr>
+        <w:pStyle w:val="ListBullet"/>
+      </w:pPr>
+      <w:r>
+        <w:t>RIGHTS_HOLDER: unconfirmed</w:t>
+      </w:r>
+    </w:p>
+    <w:p>
+      <w:pPr>
+        <w:pStyle w:val="ListBullet"/>
+      </w:pPr>
+      <w:r>
+        <w:t>LICENSE: none secured — no third-party image may be published until rights are cleared</w:t>
+      </w:r>
+    </w:p>
+    <w:p>
+      <w:pPr>
+        <w:pStyle w:val="ListBullet"/>
+      </w:pPr>
+      <w:r>
+        <w:t>CHECKED_DATE: 2026-09-05</w:t>
+      </w:r>
+    </w:p>
+    <w:p>
+      <w:pPr>
+        <w:pStyle w:val="ListBullet"/>
+      </w:pPr>
+      <w:r>
+        <w:t>MODEL_TOPIC_MATCH: must match the exact model/version (or the guide topic) and reference market above</w:t>
+      </w:r>
+    </w:p>
+    <w:p>
+      <w:pPr>
+        <w:pStyle w:val="ListBullet"/>
+      </w:pPr>
+      <w:r>
+        <w:t>IMAGE_RIGHTS_STATUS: FAIL (no licensed asset captured; a placeholder or “retain old image” note is not accepted)</w:t>
+      </w:r>
+    </w:p>
+    <w:p>
+      <w:pPr>
+        <w:pStyle w:val="ListBullet"/>
+      </w:pPr>
+      <w:r>
+        <w:t>ALT by language:</w:t>
+      </w:r>
+    </w:p>
+    <w:p>
+      <w:pPr>
+        <w:pStyle w:val="ListBullet"/>
+      </w:pPr>
+      <w:r>
+        <w:rPr>
+          <w:b/>
+        </w:rPr>
+        <w:t>EN</w:t>
+      </w:r>
+      <w:r>
+        <w:t>: AutoBridge export-buyer reference — GWM Haval Jolion, petrol/diesel Chinese-market vehicle / SUV</w:t>
+      </w:r>
+    </w:p>
+    <w:p>
+      <w:pPr>
+        <w:pStyle w:val="ListBullet"/>
+      </w:pPr>
+      <w:r>
+        <w:rPr>
+          <w:b/>
+        </w:rPr>
+        <w:t>FR</w:t>
+      </w:r>
+      <w:r>
+        <w:t>: Référence AutoBridge pour acheteurs export — GWM Haval Jolion, véhicule thermique (marché chinois) / SUV</w:t>
+      </w:r>
+    </w:p>
+    <w:p>
+      <w:pPr>
+        <w:pStyle w:val="ListBullet"/>
+      </w:pPr>
+      <w:r>
+        <w:rPr>
+          <w:b/>
+        </w:rPr>
+        <w:t>DE</w:t>
+      </w:r>
+      <w:r>
+        <w:t>: AutoBridge-Referenz für Exportkäufer — GWM Haval Jolion, Verbrenner (chinesischer Markt) / SUV</w:t>
+      </w:r>
+    </w:p>
+    <w:p>
+      <w:pPr>
+        <w:pStyle w:val="ListBullet"/>
+      </w:pPr>
+      <w:r>
+        <w:rPr>
+          <w:b/>
+        </w:rPr>
+        <w:t>ES</w:t>
+      </w:r>
+      <w:r>
+        <w:t>: Referencia AutoBridge para compradores de exportación — GWM Haval Jolion, vehículo de combustión (mercado chino) / SUV</w:t>
+      </w:r>
+    </w:p>
+    <w:p>
+      <w:pPr>
+        <w:pStyle w:val="ListBullet"/>
+      </w:pPr>
+      <w:r>
+        <w:rPr>
+          <w:b/>
+        </w:rPr>
+        <w:t>PT</w:t>
+      </w:r>
+      <w:r>
+        <w:t>: Referência AutoBridge para compradores de exportação — GWM Haval Jolion, veículo a combustão (mercado chinês) / SUV</w:t>
+      </w:r>
+    </w:p>
+    <w:p>
+      <w:pPr>
+        <w:pStyle w:val="ListBullet"/>
+      </w:pPr>
+      <w:r>
+        <w:rPr>
+          <w:b/>
+        </w:rPr>
+        <w:t>JA</w:t>
+      </w:r>
+      <w:r>
+        <w:t>: AutoBridge 輸出バイヤー向けリファレンス｜GWM Haval Jolion, 中国市場仕様 内燃機関車 / SUV</w:t>
+      </w:r>
+    </w:p>
+    <w:p>
+      <w:pPr>
+        <w:pStyle w:val="ListBullet"/>
+      </w:pPr>
+      <w:r>
+        <w:rPr>
+          <w:b/>
+        </w:rPr>
+        <w:t>KO</w:t>
+      </w:r>
+      <w:r>
+        <w:t>: AutoBridge 수출 바이어 참고 자료｜GWM Haval Jolion, 중국 시장 내연기관 차량 / SUV</w:t>
+      </w:r>
+    </w:p>
+    <w:p>
+      <w:pPr>
+        <w:pStyle w:val="ListBullet"/>
+      </w:pPr>
+      <w:r>
+        <w:rPr>
+          <w:b/>
+        </w:rPr>
+        <w:t>VI</w:t>
+      </w:r>
+      <w:r>
+        <w:t>: Tài liệu tham khảo AutoBridge cho người mua xuất khẩu — GWM Haval Jolion, xe động cơ đốt trong (thị trường Trung Quốc) / SUV</w:t>
+      </w:r>
+    </w:p>
+    <w:p>
+      <w:pPr>
+        <w:pStyle w:val="ListBullet"/>
+      </w:pPr>
+      <w:r>
+        <w:rPr>
+          <w:b/>
+        </w:rPr>
+        <w:t>TH</w:t>
+      </w:r>
+      <w:r>
+        <w:t>: เอกสารอ้างอิง AutoBridge สำหรับผู้ซื้อเพื่อการส่งออก — GWM Haval Jolion, รถเครื่องยนต์สันดาป (ตลาดจีน) / รถเอสยูวี</w:t>
+      </w:r>
+    </w:p>
+    <w:p>
+      <w:pPr>
+        <w:pStyle w:val="ListBullet"/>
+      </w:pPr>
+      <w:r>
+        <w:rPr>
+          <w:b/>
+        </w:rPr>
+        <w:t>ID</w:t>
+      </w:r>
+      <w:r>
+        <w:t>: Referensi AutoBridge untuk pembeli ekspor — GWM Haval Jolion, kendaraan mesin pembakaran (pasar Tiongkok) / SUV</w:t>
+      </w:r>
+    </w:p>
+    <w:p>
+      <w:pPr>
+        <w:pStyle w:val="ListBullet"/>
+      </w:pPr>
+      <w:r>
+        <w:rPr>
+          <w:b/>
+        </w:rPr>
+        <w:t>AR</w:t>
+      </w:r>
+      <w:r>
+        <w:t>: مرجع AutoBridge لمشتري التصدير — GWM Haval Jolion, مركبة بمحرك احتراق (سوق الصين) / سيارة دفع رباعي</w:t>
+      </w:r>
+    </w:p>
+    <w:p>
+      <w:pPr>
+        <w:pStyle w:val="ListBullet"/>
+      </w:pPr>
+      <w:r>
+        <w:rPr>
+          <w:b/>
+        </w:rPr>
+        <w:t>ZH</w:t>
+      </w:r>
+      <w:r>
+        <w:t>: AutoBridge 出口采购参考｜GWM Haval Jolion, 中国市场燃油车 / SUV</w:t>
+      </w:r>
+    </w:p>
+    <w:p>
+      <w:pPr>
+        <w:pStyle w:val="Heading2"/>
       </w:pPr>
       <w:r>
         <w:t>Sources &amp; Verification</w:t>
@@ -1005,7 +1087,7 @@
     </w:p>
     <w:tbl>
       <w:tblPr>
-        <w:tblStyle w:val="TableGrid"/>
+        <w:tblStyle w:val="LightGrid-Accent1"/>
         <w:tblW w:type="auto" w:w="0"/>
         <w:tblLook w:firstColumn="1" w:firstRow="1" w:lastColumn="0" w:lastRow="0" w:noHBand="0" w:noVBand="1" w:val="04A0"/>
       </w:tblPr>
@@ -1022,20 +1104,9 @@
         <w:tc>
           <w:tcPr>
             <w:tcW w:type="dxa" w:w="1234"/>
-            <w:shd w:val="clear" w:fill="EAF0F6"/>
           </w:tcPr>
           <w:p>
             <w:r>
-              <w:rPr>
-                <w:b/>
-                <w:sz w:val="20"/>
-              </w:rPr>
-            </w:r>
-            <w:r>
-              <w:rPr>
-                <w:b/>
-                <w:sz w:val="20"/>
-              </w:rPr>
               <w:t>Source title</w:t>
             </w:r>
           </w:p>
@@ -1043,20 +1114,9 @@
         <w:tc>
           <w:tcPr>
             <w:tcW w:type="dxa" w:w="1234"/>
-            <w:shd w:val="clear" w:fill="EAF0F6"/>
           </w:tcPr>
           <w:p>
             <w:r>
-              <w:rPr>
-                <w:b/>
-                <w:sz w:val="20"/>
-              </w:rPr>
-            </w:r>
-            <w:r>
-              <w:rPr>
-                <w:b/>
-                <w:sz w:val="20"/>
-              </w:rPr>
               <w:t>Organization</w:t>
             </w:r>
           </w:p>
@@ -1064,20 +1124,9 @@
         <w:tc>
           <w:tcPr>
             <w:tcW w:type="dxa" w:w="1234"/>
-            <w:shd w:val="clear" w:fill="EAF0F6"/>
           </w:tcPr>
           <w:p>
             <w:r>
-              <w:rPr>
-                <w:b/>
-                <w:sz w:val="20"/>
-              </w:rPr>
-            </w:r>
-            <w:r>
-              <w:rPr>
-                <w:b/>
-                <w:sz w:val="20"/>
-              </w:rPr>
               <w:t>Market</w:t>
             </w:r>
           </w:p>
@@ -1085,20 +1134,9 @@
         <w:tc>
           <w:tcPr>
             <w:tcW w:type="dxa" w:w="1234"/>
-            <w:shd w:val="clear" w:fill="EAF0F6"/>
           </w:tcPr>
           <w:p>
             <w:r>
-              <w:rPr>
-                <w:b/>
-                <w:sz w:val="20"/>
-              </w:rPr>
-            </w:r>
-            <w:r>
-              <w:rPr>
-                <w:b/>
-                <w:sz w:val="20"/>
-              </w:rPr>
               <w:t>URL</w:t>
             </w:r>
           </w:p>
@@ -1106,20 +1144,9 @@
         <w:tc>
           <w:tcPr>
             <w:tcW w:type="dxa" w:w="1234"/>
-            <w:shd w:val="clear" w:fill="EAF0F6"/>
           </w:tcPr>
           <w:p>
             <w:r>
-              <w:rPr>
-                <w:b/>
-                <w:sz w:val="20"/>
-              </w:rPr>
-            </w:r>
-            <w:r>
-              <w:rPr>
-                <w:b/>
-                <w:sz w:val="20"/>
-              </w:rPr>
               <w:t>Checked</w:t>
             </w:r>
           </w:p>
@@ -1127,20 +1154,9 @@
         <w:tc>
           <w:tcPr>
             <w:tcW w:type="dxa" w:w="1234"/>
-            <w:shd w:val="clear" w:fill="EAF0F6"/>
           </w:tcPr>
           <w:p>
             <w:r>
-              <w:rPr>
-                <w:b/>
-                <w:sz w:val="20"/>
-              </w:rPr>
-            </w:r>
-            <w:r>
-              <w:rPr>
-                <w:b/>
-                <w:sz w:val="20"/>
-              </w:rPr>
               <w:t>Confidence</w:t>
             </w:r>
           </w:p>
@@ -1148,20 +1164,9 @@
         <w:tc>
           <w:tcPr>
             <w:tcW w:type="dxa" w:w="1234"/>
-            <w:shd w:val="clear" w:fill="EAF0F6"/>
           </w:tcPr>
           <w:p>
             <w:r>
-              <w:rPr>
-                <w:b/>
-                <w:sz w:val="20"/>
-              </w:rPr>
-            </w:r>
-            <w:r>
-              <w:rPr>
-                <w:b/>
-                <w:sz w:val="20"/>
-              </w:rPr>
               <w:t>Supported facts</w:t>
             </w:r>
           </w:p>
@@ -1174,14 +1179,6 @@
           </w:tcPr>
           <w:p>
             <w:r>
-              <w:rPr>
-                <w:sz w:val="20"/>
-              </w:rPr>
-            </w:r>
-            <w:r>
-              <w:rPr>
-                <w:sz w:val="20"/>
-              </w:rPr>
               <w:t>GWM corporate history (Chulian overseas version = JOLION, South Africa/Saudi; HEV Thailand)</w:t>
             </w:r>
           </w:p>
@@ -1192,14 +1189,6 @@
           </w:tcPr>
           <w:p>
             <w:r>
-              <w:rPr>
-                <w:sz w:val="20"/>
-              </w:rPr>
-            </w:r>
-            <w:r>
-              <w:rPr>
-                <w:sz w:val="20"/>
-              </w:rPr>
               <w:t>Great Wall Motor (OEM)</w:t>
             </w:r>
           </w:p>
@@ -1210,14 +1199,6 @@
           </w:tcPr>
           <w:p>
             <w:r>
-              <w:rPr>
-                <w:sz w:val="20"/>
-              </w:rPr>
-            </w:r>
-            <w:r>
-              <w:rPr>
-                <w:sz w:val="20"/>
-              </w:rPr>
               <w:t>Brand HQ</w:t>
             </w:r>
           </w:p>
@@ -1228,14 +1209,6 @@
           </w:tcPr>
           <w:p>
             <w:r>
-              <w:rPr>
-                <w:sz w:val="20"/>
-              </w:rPr>
-            </w:r>
-            <w:r>
-              <w:rPr>
-                <w:sz w:val="20"/>
-              </w:rPr>
               <w:t>https://www.gwm.com.cn/history.html</w:t>
             </w:r>
           </w:p>
@@ -1246,14 +1219,6 @@
           </w:tcPr>
           <w:p>
             <w:r>
-              <w:rPr>
-                <w:sz w:val="20"/>
-              </w:rPr>
-            </w:r>
-            <w:r>
-              <w:rPr>
-                <w:sz w:val="20"/>
-              </w:rPr>
               <w:t>2026-09-04</w:t>
             </w:r>
           </w:p>
@@ -1264,14 +1229,6 @@
           </w:tcPr>
           <w:p>
             <w:r>
-              <w:rPr>
-                <w:sz w:val="20"/>
-              </w:rPr>
-            </w:r>
-            <w:r>
-              <w:rPr>
-                <w:sz w:val="20"/>
-              </w:rPr>
               <w:t>VERIFIED (primary)</w:t>
             </w:r>
           </w:p>
@@ -1282,14 +1239,6 @@
           </w:tcPr>
           <w:p>
             <w:r>
-              <w:rPr>
-                <w:sz w:val="20"/>
-              </w:rPr>
-            </w:r>
-            <w:r>
-              <w:rPr>
-                <w:sz w:val="20"/>
-              </w:rPr>
               <w:t>SAME_MODEL base identity</w:t>
             </w:r>
           </w:p>
@@ -1302,14 +1251,6 @@
           </w:tcPr>
           <w:p>
             <w:r>
-              <w:rPr>
-                <w:sz w:val="20"/>
-              </w:rPr>
-            </w:r>
-            <w:r>
-              <w:rPr>
-                <w:sz w:val="20"/>
-              </w:rPr>
               <w:t>Haval Chulian 1.5T auto parameters</w:t>
             </w:r>
           </w:p>
@@ -1320,14 +1261,6 @@
           </w:tcPr>
           <w:p>
             <w:r>
-              <w:rPr>
-                <w:sz w:val="20"/>
-              </w:rPr>
-            </w:r>
-            <w:r>
-              <w:rPr>
-                <w:sz w:val="20"/>
-              </w:rPr>
               <w:t>Sina Auto database</w:t>
             </w:r>
           </w:p>
@@ -1338,14 +1271,6 @@
           </w:tcPr>
           <w:p>
             <w:r>
-              <w:rPr>
-                <w:sz w:val="20"/>
-              </w:rPr>
-            </w:r>
-            <w:r>
-              <w:rPr>
-                <w:sz w:val="20"/>
-              </w:rPr>
               <w:t>CN</w:t>
             </w:r>
           </w:p>
@@ -1356,14 +1281,6 @@
           </w:tcPr>
           <w:p>
             <w:r>
-              <w:rPr>
-                <w:sz w:val="20"/>
-              </w:rPr>
-            </w:r>
-            <w:r>
-              <w:rPr>
-                <w:sz w:val="20"/>
-              </w:rPr>
               <w:t>https://db.auto.sina.cn/car/50026/</w:t>
             </w:r>
           </w:p>
@@ -1374,14 +1291,6 @@
           </w:tcPr>
           <w:p>
             <w:r>
-              <w:rPr>
-                <w:sz w:val="20"/>
-              </w:rPr>
-            </w:r>
-            <w:r>
-              <w:rPr>
-                <w:sz w:val="20"/>
-              </w:rPr>
               <w:t>2026-09-04</w:t>
             </w:r>
           </w:p>
@@ -1392,14 +1301,6 @@
           </w:tcPr>
           <w:p>
             <w:r>
-              <w:rPr>
-                <w:sz w:val="20"/>
-              </w:rPr>
-            </w:r>
-            <w:r>
-              <w:rPr>
-                <w:sz w:val="20"/>
-              </w:rPr>
               <w:t>SINGLE_SOURCE</w:t>
             </w:r>
           </w:p>
@@ -1410,14 +1311,6 @@
           </w:tcPr>
           <w:p>
             <w:r>
-              <w:rPr>
-                <w:sz w:val="20"/>
-              </w:rPr>
-            </w:r>
-            <w:r>
-              <w:rPr>
-                <w:sz w:val="20"/>
-              </w:rPr>
               <w:t>Chinese dimensions, 1.5T, 110 kW, wheelbase</w:t>
             </w:r>
           </w:p>
@@ -1430,14 +1323,6 @@
           </w:tcPr>
           <w:p>
             <w:r>
-              <w:rPr>
-                <w:sz w:val="20"/>
-              </w:rPr>
-            </w:r>
-            <w:r>
-              <w:rPr>
-                <w:sz w:val="20"/>
-              </w:rPr>
               <w:t>Australian Jolion 1.5T power &amp; dimensions</w:t>
             </w:r>
           </w:p>
@@ -1448,14 +1333,6 @@
           </w:tcPr>
           <w:p>
             <w:r>
-              <w:rPr>
-                <w:sz w:val="20"/>
-              </w:rPr>
-            </w:r>
-            <w:r>
-              <w:rPr>
-                <w:sz w:val="20"/>
-              </w:rPr>
               <w:t>Tencent (reposted review)</w:t>
             </w:r>
           </w:p>
@@ -1466,14 +1343,6 @@
           </w:tcPr>
           <w:p>
             <w:r>
-              <w:rPr>
-                <w:sz w:val="20"/>
-              </w:rPr>
-            </w:r>
-            <w:r>
-              <w:rPr>
-                <w:sz w:val="20"/>
-              </w:rPr>
               <w:t>AU</w:t>
             </w:r>
           </w:p>
@@ -1484,14 +1353,6 @@
           </w:tcPr>
           <w:p>
             <w:r>
-              <w:rPr>
-                <w:sz w:val="20"/>
-              </w:rPr>
-            </w:r>
-            <w:r>
-              <w:rPr>
-                <w:sz w:val="20"/>
-              </w:rPr>
               <w:t>http://news.qq.com/rain/a/20210717A03BJX00</w:t>
             </w:r>
           </w:p>
@@ -1502,14 +1363,6 @@
           </w:tcPr>
           <w:p>
             <w:r>
-              <w:rPr>
-                <w:sz w:val="20"/>
-              </w:rPr>
-            </w:r>
-            <w:r>
-              <w:rPr>
-                <w:sz w:val="20"/>
-              </w:rPr>
               <w:t>2026-09-04</w:t>
             </w:r>
           </w:p>
@@ -1520,14 +1373,6 @@
           </w:tcPr>
           <w:p>
             <w:r>
-              <w:rPr>
-                <w:sz w:val="20"/>
-              </w:rPr>
-            </w:r>
-            <w:r>
-              <w:rPr>
-                <w:sz w:val="20"/>
-              </w:rPr>
               <w:t>SINGLE_SOURCE (overseas)</w:t>
             </w:r>
           </w:p>
@@ -1538,14 +1383,6 @@
           </w:tcPr>
           <w:p>
             <w:r>
-              <w:rPr>
-                <w:sz w:val="20"/>
-              </w:rPr>
-            </w:r>
-            <w:r>
-              <w:rPr>
-                <w:sz w:val="20"/>
-              </w:rPr>
               <w:t>210 N·m, 7DCT, 430/1130 L — AU only</w:t>
             </w:r>
           </w:p>
@@ -1558,14 +1395,6 @@
           </w:tcPr>
           <w:p>
             <w:r>
-              <w:rPr>
-                <w:sz w:val="20"/>
-              </w:rPr>
-            </w:r>
-            <w:r>
-              <w:rPr>
-                <w:sz w:val="20"/>
-              </w:rPr>
               <w:t>Jolion Pro HEV Australia launch</w:t>
             </w:r>
           </w:p>
@@ -1576,14 +1405,6 @@
           </w:tcPr>
           <w:p>
             <w:r>
-              <w:rPr>
-                <w:sz w:val="20"/>
-              </w:rPr>
-            </w:r>
-            <w:r>
-              <w:rPr>
-                <w:sz w:val="20"/>
-              </w:rPr>
               <w:t>Autohome·Chejiahao</w:t>
             </w:r>
           </w:p>
@@ -1594,14 +1415,6 @@
           </w:tcPr>
           <w:p>
             <w:r>
-              <w:rPr>
-                <w:sz w:val="20"/>
-              </w:rPr>
-            </w:r>
-            <w:r>
-              <w:rPr>
-                <w:sz w:val="20"/>
-              </w:rPr>
               <w:t>AU</w:t>
             </w:r>
           </w:p>
@@ -1612,14 +1425,6 @@
           </w:tcPr>
           <w:p>
             <w:r>
-              <w:rPr>
-                <w:sz w:val="20"/>
-              </w:rPr>
-            </w:r>
-            <w:r>
-              <w:rPr>
-                <w:sz w:val="20"/>
-              </w:rPr>
               <w:t>https://chejiahao.m.autohome.com.cn/info/15525734</w:t>
             </w:r>
           </w:p>
@@ -1630,14 +1435,6 @@
           </w:tcPr>
           <w:p>
             <w:r>
-              <w:rPr>
-                <w:sz w:val="20"/>
-              </w:rPr>
-            </w:r>
-            <w:r>
-              <w:rPr>
-                <w:sz w:val="20"/>
-              </w:rPr>
               <w:t>2026-09-04</w:t>
             </w:r>
           </w:p>
@@ -1648,14 +1445,6 @@
           </w:tcPr>
           <w:p>
             <w:r>
-              <w:rPr>
-                <w:sz w:val="20"/>
-              </w:rPr>
-            </w:r>
-            <w:r>
-              <w:rPr>
-                <w:sz w:val="20"/>
-              </w:rPr>
               <w:t>SINGLE_SOURCE (overseas)</w:t>
             </w:r>
           </w:p>
@@ -1666,14 +1455,6 @@
           </w:tcPr>
           <w:p>
             <w:r>
-              <w:rPr>
-                <w:sz w:val="20"/>
-              </w:rPr>
-            </w:r>
-            <w:r>
-              <w:rPr>
-                <w:sz w:val="20"/>
-              </w:rPr>
               <w:t>Overseas HEV system</w:t>
             </w:r>
           </w:p>
@@ -1686,14 +1467,6 @@
           </w:tcPr>
           <w:p>
             <w:r>
-              <w:rPr>
-                <w:sz w:val="20"/>
-              </w:rPr>
-            </w:r>
-            <w:r>
-              <w:rPr>
-                <w:sz w:val="20"/>
-              </w:rPr>
               <w:t>Jolion 2025 Vietnam (overseas HEV)</w:t>
             </w:r>
           </w:p>
@@ -1704,14 +1477,6 @@
           </w:tcPr>
           <w:p>
             <w:r>
-              <w:rPr>
-                <w:sz w:val="20"/>
-              </w:rPr>
-            </w:r>
-            <w:r>
-              <w:rPr>
-                <w:sz w:val="20"/>
-              </w:rPr>
               <w:t>iFeng Auto</w:t>
             </w:r>
           </w:p>
@@ -1722,14 +1487,6 @@
           </w:tcPr>
           <w:p>
             <w:r>
-              <w:rPr>
-                <w:sz w:val="20"/>
-              </w:rPr>
-            </w:r>
-            <w:r>
-              <w:rPr>
-                <w:sz w:val="20"/>
-              </w:rPr>
               <w:t>VN</w:t>
             </w:r>
           </w:p>
@@ -1740,14 +1497,6 @@
           </w:tcPr>
           <w:p>
             <w:r>
-              <w:rPr>
-                <w:sz w:val="20"/>
-              </w:rPr>
-            </w:r>
-            <w:r>
-              <w:rPr>
-                <w:sz w:val="20"/>
-              </w:rPr>
               <w:t>https://auto.ifeng.com/c/8ggPMnGNmuJ</w:t>
             </w:r>
           </w:p>
@@ -1758,14 +1507,6 @@
           </w:tcPr>
           <w:p>
             <w:r>
-              <w:rPr>
-                <w:sz w:val="20"/>
-              </w:rPr>
-            </w:r>
-            <w:r>
-              <w:rPr>
-                <w:sz w:val="20"/>
-              </w:rPr>
               <w:t>2026-09-04</w:t>
             </w:r>
           </w:p>
@@ -1776,14 +1517,6 @@
           </w:tcPr>
           <w:p>
             <w:r>
-              <w:rPr>
-                <w:sz w:val="20"/>
-              </w:rPr>
-            </w:r>
-            <w:r>
-              <w:rPr>
-                <w:sz w:val="20"/>
-              </w:rPr>
               <w:t>SINGLE_SOURCE (overseas)</w:t>
             </w:r>
           </w:p>
@@ -1794,31 +1527,309 @@
           </w:tcPr>
           <w:p>
             <w:r>
-              <w:rPr>
-                <w:sz w:val="20"/>
-              </w:rPr>
-            </w:r>
-            <w:r>
-              <w:rPr>
-                <w:sz w:val="20"/>
-              </w:rPr>
               <w:t>Overseas HEV corroboration</w:t>
             </w:r>
           </w:p>
         </w:tc>
       </w:tr>
+      <w:tr>
+        <w:tc>
+          <w:tcPr>
+            <w:tcW w:type="dxa" w:w="1234"/>
+          </w:tcPr>
+          <w:p>
+            <w:r>
+              <w:t>Road motor-vehicle manufacturers &amp; products catalog — public query system</w:t>
+            </w:r>
+          </w:p>
+        </w:tc>
+        <w:tc>
+          <w:tcPr>
+            <w:tcW w:type="dxa" w:w="1234"/>
+          </w:tcPr>
+          <w:p>
+            <w:r>
+              <w:t>MIIT, China Ministry of Industry and Information Technology</w:t>
+            </w:r>
+          </w:p>
+        </w:tc>
+        <w:tc>
+          <w:tcPr>
+            <w:tcW w:type="dxa" w:w="1234"/>
+          </w:tcPr>
+          <w:p>
+            <w:r>
+              <w:t>CN</w:t>
+            </w:r>
+          </w:p>
+        </w:tc>
+        <w:tc>
+          <w:tcPr>
+            <w:tcW w:type="dxa" w:w="1234"/>
+          </w:tcPr>
+          <w:p>
+            <w:r>
+              <w:t>https://service.miit-eidc.org.cn/miitxxgk/gonggao_xxgk/index_ggcp.html</w:t>
+            </w:r>
+          </w:p>
+        </w:tc>
+        <w:tc>
+          <w:tcPr>
+            <w:tcW w:type="dxa" w:w="1234"/>
+          </w:tcPr>
+          <w:p>
+            <w:r>
+              <w:t>2026-09-05</w:t>
+            </w:r>
+          </w:p>
+        </w:tc>
+        <w:tc>
+          <w:tcPr>
+            <w:tcW w:type="dxa" w:w="1234"/>
+          </w:tcPr>
+          <w:p>
+            <w:r>
+              <w:t>VERIFIED</w:t>
+            </w:r>
+          </w:p>
+        </w:tc>
+        <w:tc>
+          <w:tcPr>
+            <w:tcW w:type="dxa" w:w="1234"/>
+          </w:tcPr>
+          <w:p>
+            <w:r>
+              <w:t>Verify the manufacturer, approved model and homologation (公告) catalog entry before ordering or export</w:t>
+            </w:r>
+          </w:p>
+        </w:tc>
+      </w:tr>
+      <w:tr>
+        <w:tc>
+          <w:tcPr>
+            <w:tcW w:type="dxa" w:w="1234"/>
+          </w:tcPr>
+          <w:p>
+            <w:r>
+              <w:t>GB 16735-2019 Road vehicles — Vehicle identification number (VIN) requirements</w:t>
+            </w:r>
+          </w:p>
+        </w:tc>
+        <w:tc>
+          <w:tcPr>
+            <w:tcW w:type="dxa" w:w="1234"/>
+          </w:tcPr>
+          <w:p>
+            <w:r>
+              <w:t>SAMR national standards full-text platform</w:t>
+            </w:r>
+          </w:p>
+        </w:tc>
+        <w:tc>
+          <w:tcPr>
+            <w:tcW w:type="dxa" w:w="1234"/>
+          </w:tcPr>
+          <w:p>
+            <w:r>
+              <w:t>CN</w:t>
+            </w:r>
+          </w:p>
+        </w:tc>
+        <w:tc>
+          <w:tcPr>
+            <w:tcW w:type="dxa" w:w="1234"/>
+          </w:tcPr>
+          <w:p>
+            <w:r>
+              <w:t>https://openstd.samr.gov.cn/bzgk/std/newGbInfo?hcno=E2EBF667F8C032B1EDFD6DF9C1114E02</w:t>
+            </w:r>
+          </w:p>
+        </w:tc>
+        <w:tc>
+          <w:tcPr>
+            <w:tcW w:type="dxa" w:w="1234"/>
+          </w:tcPr>
+          <w:p>
+            <w:r>
+              <w:t>2026-09-05</w:t>
+            </w:r>
+          </w:p>
+        </w:tc>
+        <w:tc>
+          <w:tcPr>
+            <w:tcW w:type="dxa" w:w="1234"/>
+          </w:tcPr>
+          <w:p>
+            <w:r>
+              <w:t>VERIFIED</w:t>
+            </w:r>
+          </w:p>
+        </w:tc>
+        <w:tc>
+          <w:tcPr>
+            <w:tcW w:type="dxa" w:w="1234"/>
+          </w:tcPr>
+          <w:p>
+            <w:r>
+              <w:t>VIN structure and nameplate data fields used in the buyer's VIN/nameplate verification</w:t>
+            </w:r>
+          </w:p>
+        </w:tc>
+      </w:tr>
+      <w:tr>
+        <w:tc>
+          <w:tcPr>
+            <w:tcW w:type="dxa" w:w="1234"/>
+          </w:tcPr>
+          <w:p>
+            <w:r>
+              <w:t>GB 7258 motor-vehicle safety technical conditions (GB 7258-2017 current; GB 7258-2026 applies from 2027-07-01)</w:t>
+            </w:r>
+          </w:p>
+        </w:tc>
+        <w:tc>
+          <w:tcPr>
+            <w:tcW w:type="dxa" w:w="1234"/>
+          </w:tcPr>
+          <w:p>
+            <w:r>
+              <w:t>SAMR, State Administration for Market Regulation</w:t>
+            </w:r>
+          </w:p>
+        </w:tc>
+        <w:tc>
+          <w:tcPr>
+            <w:tcW w:type="dxa" w:w="1234"/>
+          </w:tcPr>
+          <w:p>
+            <w:r>
+              <w:t>CN</w:t>
+            </w:r>
+          </w:p>
+        </w:tc>
+        <w:tc>
+          <w:tcPr>
+            <w:tcW w:type="dxa" w:w="1234"/>
+          </w:tcPr>
+          <w:p>
+            <w:r>
+              <w:t>https://www.samr.gov.cn/xw/sj/art/2026/art_9b2b3fa425e3461e8dc3bd270b410ceb.html</w:t>
+            </w:r>
+          </w:p>
+        </w:tc>
+        <w:tc>
+          <w:tcPr>
+            <w:tcW w:type="dxa" w:w="1234"/>
+          </w:tcPr>
+          <w:p>
+            <w:r>
+              <w:t>2026-09-05</w:t>
+            </w:r>
+          </w:p>
+        </w:tc>
+        <w:tc>
+          <w:tcPr>
+            <w:tcW w:type="dxa" w:w="1234"/>
+          </w:tcPr>
+          <w:p>
+            <w:r>
+              <w:t>VERIFIED</w:t>
+            </w:r>
+          </w:p>
+        </w:tc>
+        <w:tc>
+          <w:tcPr>
+            <w:tcW w:type="dxa" w:w="1234"/>
+          </w:tcPr>
+          <w:p>
+            <w:r>
+              <w:t>Baseline in-China vehicle safety technical conditions and the current/revision timeline</w:t>
+            </w:r>
+          </w:p>
+        </w:tc>
+      </w:tr>
+      <w:tr>
+        <w:tc>
+          <w:tcPr>
+            <w:tcW w:type="dxa" w:w="1234"/>
+          </w:tcPr>
+          <w:p>
+            <w:r>
+              <w:t>GB 18352.6-2016 with amendment XG1-2026 (China-6 light-vehicle pollutant emissions)</w:t>
+            </w:r>
+          </w:p>
+        </w:tc>
+        <w:tc>
+          <w:tcPr>
+            <w:tcW w:type="dxa" w:w="1234"/>
+          </w:tcPr>
+          <w:p>
+            <w:r>
+              <w:t>Ministry of Ecology and Environment (MEE)</w:t>
+            </w:r>
+          </w:p>
+        </w:tc>
+        <w:tc>
+          <w:tcPr>
+            <w:tcW w:type="dxa" w:w="1234"/>
+          </w:tcPr>
+          <w:p>
+            <w:r>
+              <w:t>CN</w:t>
+            </w:r>
+          </w:p>
+        </w:tc>
+        <w:tc>
+          <w:tcPr>
+            <w:tcW w:type="dxa" w:w="1234"/>
+          </w:tcPr>
+          <w:p>
+            <w:r>
+              <w:t>https://www.mee.gov.cn/xxgk2018/xxgk/xxgk01/202604/t20260430_1150676.html</w:t>
+            </w:r>
+          </w:p>
+        </w:tc>
+        <w:tc>
+          <w:tcPr>
+            <w:tcW w:type="dxa" w:w="1234"/>
+          </w:tcPr>
+          <w:p>
+            <w:r>
+              <w:t>2026-09-05</w:t>
+            </w:r>
+          </w:p>
+        </w:tc>
+        <w:tc>
+          <w:tcPr>
+            <w:tcW w:type="dxa" w:w="1234"/>
+          </w:tcPr>
+          <w:p>
+            <w:r>
+              <w:t>VERIFIED</w:t>
+            </w:r>
+          </w:p>
+        </w:tc>
+        <w:tc>
+          <w:tcPr>
+            <w:tcW w:type="dxa" w:w="1234"/>
+          </w:tcPr>
+          <w:p>
+            <w:r>
+              <w:t>China-6 light-vehicle emission stage and the 2026 amendment implementation dates</w:t>
+            </w:r>
+          </w:p>
+        </w:tc>
+      </w:tr>
     </w:tbl>
+    <w:p/>
     <w:p>
       <w:r>
-        <w:rPr>
-          <w:i/>
-        </w:rPr>
-        <w:t>Confidence note: RESEARCH_CONDITIONAL. Name identity VERIFIED by GWM OEM (SAME_MODEL at base level); Chinese torque/transmission values are BLOCKED (only an Australian source exists) and are not stated as Chinese specs; overseas HEV kept strictly market-labelled. No export price.</w:t>
+        <w:t>*Confidence note: RESEARCH_CONDITIONAL. Name identity VERIFIED by GWM OEM (SAME_MODEL at base level); Chinese torque/transmission values are BLOCKED (only an Australian source exists) and are not stated as Chinese specs; overseas HEV kept strictly market-labelled. No export price.*</w:t>
       </w:r>
     </w:p>
     <w:p>
       <w:pPr>
-        <w:pStyle w:val="Heading1"/>
+        <w:pStyle w:val="Heading2"/>
       </w:pPr>
       <w:r>
         <w:t>Editorial Review</w:t>
@@ -2302,8 +2313,8 @@
     <w:qFormat/>
     <w:rsid w:val="00FC693F"/>
     <w:rPr>
-      <w:rFonts w:ascii="Calibri" w:hAnsi="Calibri" w:eastAsia="Calibri"/>
-      <w:sz w:val="22"/>
+      <w:rFonts w:ascii="Calibri" w:hAnsi="Calibri"/>
+      <w:sz w:val="21"/>
     </w:rPr>
   </w:style>
   <w:style w:type="paragraph" w:styleId="Header">
@@ -2365,11 +2376,11 @@
       <w:outlineLvl w:val="0"/>
     </w:pPr>
     <w:rPr>
-      <w:rFonts w:asciiTheme="majorHAnsi" w:eastAsiaTheme="majorEastAsia" w:hAnsiTheme="majorHAnsi" w:cstheme="majorBidi" w:ascii="Calibri" w:hAnsi="Calibri"/>
+      <w:rFonts w:asciiTheme="majorHAnsi" w:eastAsiaTheme="majorEastAsia" w:hAnsiTheme="majorHAnsi" w:cstheme="majorBidi"/>
       <w:b/>
       <w:bCs/>
-      <w:color w:val="1F2A37"/>
-      <w:sz w:val="40"/>
+      <w:color w:val="365F91" w:themeColor="accent1" w:themeShade="BF"/>
+      <w:sz w:val="28"/>
       <w:szCs w:val="28"/>
     </w:rPr>
   </w:style>
@@ -2389,11 +2400,11 @@
       <w:outlineLvl w:val="1"/>
     </w:pPr>
     <w:rPr>
-      <w:rFonts w:asciiTheme="majorHAnsi" w:eastAsiaTheme="majorEastAsia" w:hAnsiTheme="majorHAnsi" w:cstheme="majorBidi" w:ascii="Calibri" w:hAnsi="Calibri"/>
+      <w:rFonts w:asciiTheme="majorHAnsi" w:eastAsiaTheme="majorEastAsia" w:hAnsiTheme="majorHAnsi" w:cstheme="majorBidi"/>
       <w:b/>
       <w:bCs/>
-      <w:color w:val="1F2A37"/>
-      <w:sz w:val="30"/>
+      <w:color w:val="4F81BD" w:themeColor="accent1"/>
+      <w:sz w:val="26"/>
       <w:szCs w:val="26"/>
     </w:rPr>
   </w:style>
@@ -2413,11 +2424,10 @@
       <w:outlineLvl w:val="2"/>
     </w:pPr>
     <w:rPr>
-      <w:rFonts w:asciiTheme="majorHAnsi" w:eastAsiaTheme="majorEastAsia" w:hAnsiTheme="majorHAnsi" w:cstheme="majorBidi" w:ascii="Calibri" w:hAnsi="Calibri"/>
+      <w:rFonts w:asciiTheme="majorHAnsi" w:eastAsiaTheme="majorEastAsia" w:hAnsiTheme="majorHAnsi" w:cstheme="majorBidi"/>
       <w:b/>
       <w:bCs/>
-      <w:color w:val="1F2A37"/>
-      <w:sz w:val="25"/>
+      <w:color w:val="4F81BD" w:themeColor="accent1"/>
     </w:rPr>
   </w:style>
   <w:style w:type="paragraph" w:styleId="Heading4">

--- a/deliveries/2026-09-04/AutoBridge_Daily_2026-09-04/01_Vehicle_Pages/VEH_20260904_04_GWM_Haval_Jolion.docx
+++ b/deliveries/2026-09-04/AutoBridge_Daily_2026-09-04/01_Vehicle_Pages/VEH_20260904_04_GWM_Haval_Jolion.docx
@@ -874,7 +874,7 @@
         <w:pStyle w:val="ListBullet"/>
       </w:pPr>
       <w:r>
-        <w:t>LICENSE: none secured — no third-party image may be published until rights are cleared</w:t>
+        <w:t>LICENSE_OR_USAGE_BASIS: none secured — no third-party image may be published until rights are cleared</w:t>
       </w:r>
     </w:p>
     <w:p>
@@ -1846,7 +1846,7 @@
         <w:t>Author</w:t>
       </w:r>
       <w:r>
-        <w:t>: AutoBridge Export Editorial Team · [Sourcing Team](/authors/) · method per our [Editorial Policy](/editorial-policy/)</w:t>
+        <w:t>: AutoBridge Export Editorial Team · method per our [Editorial Policy](/editorial-policy/)</w:t>
       </w:r>
     </w:p>
     <w:p>
@@ -1860,16 +1860,7 @@
         <w:t>Last reviewed</w:t>
       </w:r>
       <w:r>
-        <w:t xml:space="preserve">: 2026-09-04 · </w:t>
-      </w:r>
-      <w:r>
-        <w:rPr>
-          <w:b/>
-        </w:rPr>
-        <w:t>Fact sheet version</w:t>
-      </w:r>
-      <w:r>
-        <w:t>: v1.2-2026-09-04</w:t>
+        <w:t>: 2026-09-05</w:t>
       </w:r>
     </w:p>
     <w:p>
@@ -1911,7 +1902,7 @@
         <w:t>Transparency</w:t>
       </w:r>
       <w:r>
-        <w:t>: AI_ASSISTED=true · HUMAN_REVIEWED=false · evidence.first_hand=false · PUBLISH_APPROVED=false</w:t>
+        <w:t>: Prepared with AI assistance and editorially checked by the AutoBridge Export Editorial Team. It is source-based desk research, not first-hand testing; confirm time-sensitive and destination-specific requirements before transacting.</w:t>
       </w:r>
     </w:p>
     <w:p>
@@ -1922,10 +1913,10 @@
         <w:rPr>
           <w:b/>
         </w:rPr>
-        <w:t>Quality gates</w:t>
+        <w:t>Editorial standard</w:t>
       </w:r>
       <w:r>
-        <w:t>: EDITORIAL_QA_PASS=PASS · FACT_SOURCE_PASS=CONDITIONAL · SEO_PASS=PASS · CODEX_REVIEW_PASS=PENDING · PUBLISH_APPROVED=FALSE until independent sign-off</w:t>
+        <w:t>: Researched and written from the sources listed above (desk research; no first-hand driving, teardown or import is claimed). Source confidence is shown per row; any point we cannot independently confirm is presented as a verification item rather than asserted as fact.</w:t>
       </w:r>
     </w:p>
     <w:p>
@@ -2313,7 +2304,6 @@
     <w:qFormat/>
     <w:rsid w:val="00FC693F"/>
     <w:rPr>
-      <w:rFonts w:ascii="Calibri" w:hAnsi="Calibri"/>
       <w:sz w:val="21"/>
     </w:rPr>
   </w:style>
